--- a/issue10/downloads/article-9.docx
+++ b/issue10/downloads/article-9.docx
@@ -19,29 +19,28 @@
         <w:br/>
       </w:r>
       <w:r>
-        <w:t>Автор: Окунева Г.А.&lt;br&gt;Внештатный сотрудник редакции журнала</w:t>
+        <w:t>Автор: Окунева Г.А. &lt;br&gt; Внештатный сотрудник редакции журнала</w:t>
         <w:br/>
       </w:r>
     </w:p>
     <w:p/>
     <w:p>
+      <w:r/>
+    </w:p>
+    <w:p>
+      <w:r/>
+    </w:p>
+    <w:p>
       <w:pPr>
         <w:jc w:val="both"/>
       </w:pPr>
-      <w:r>
-        <w:rPr>
-          <w:b w:val="0"/>
-          <w:i w:val="0"/>
-        </w:rPr>
-        <w:t xml:space="preserve">В соответствии со статьей 2 </w:t>
-      </w:r>
       <w:hyperlink r:id="rId9">
         <w:r>
           <w:rPr>
             <w:color w:val="0563C1"/>
             <w:u w:val="single"/>
           </w:rPr>
-          <w:t xml:space="preserve">Федерального закона от 12.02.1998 N 28-ФЗ "О гражданской обороне"</w:t>
+          <w:t xml:space="preserve">В соответствии со статьей 2 Федерального закона от 12.02.1998 N 28-ФЗ "О гражданской обороне"</w:t>
         </w:r>
       </w:hyperlink>
       <w:r>
@@ -134,20 +133,13 @@
       <w:pPr>
         <w:jc w:val="both"/>
       </w:pPr>
-      <w:r>
-        <w:rPr>
-          <w:b w:val="0"/>
-          <w:i w:val="0"/>
-        </w:rPr>
-        <w:t xml:space="preserve">- </w:t>
-      </w:r>
       <w:hyperlink r:id="rId9">
         <w:r>
           <w:rPr>
             <w:color w:val="0563C1"/>
             <w:u w:val="single"/>
           </w:rPr>
-          <w:t xml:space="preserve">Федеральным законов от 12.02.1998 N 28-ФЗ "О гражданской обороне"</w:t>
+          <w:t xml:space="preserve">- Федеральным законов от 12.02.1998 N 28-ФЗ "О гражданской обороне"</w:t>
         </w:r>
       </w:hyperlink>
       <w:r>
@@ -162,48 +154,13 @@
       <w:pPr>
         <w:jc w:val="both"/>
       </w:pPr>
-      <w:r>
-        <w:rPr>
-          <w:b w:val="0"/>
-          <w:i w:val="0"/>
-        </w:rPr>
-        <w:t>- Положением о гражданской обороне в Российской Федерации (утв. Постановлением Правительства РФ от 26.11.2007 N 804);</w:t>
-      </w:r>
-    </w:p>
-    <w:p>
-      <w:pPr>
-        <w:jc w:val="both"/>
-      </w:pPr>
-      <w:r>
-        <w:rPr>
-          <w:b w:val="0"/>
-          <w:i w:val="0"/>
-        </w:rPr>
-        <w:t xml:space="preserve">- </w:t>
-      </w:r>
       <w:hyperlink r:id="rId10">
         <w:r>
           <w:rPr>
             <w:color w:val="0563C1"/>
             <w:u w:val="single"/>
           </w:rPr>
-          <w:t xml:space="preserve">ГОСТ Р 42.7.01-2021 </w:t>
-        </w:r>
-      </w:hyperlink>
-      <w:r>
-        <w:rPr>
-          <w:b w:val="0"/>
-          <w:i w:val="0"/>
-        </w:rPr>
-        <w:t xml:space="preserve">«Гражданская оборона. Захоронение срочное трупов в военное и мирное время. Общие требования» (утв. и введен в действие </w:t>
-      </w:r>
-      <w:hyperlink r:id="rId10">
-        <w:r>
-          <w:rPr>
-            <w:color w:val="0563C1"/>
-            <w:u w:val="single"/>
-          </w:rPr>
-          <w:t xml:space="preserve">приказом Росстандарта от 13.09.2021 N 950-ст</w:t>
+          <w:t xml:space="preserve">- Положением о гражданской обороне в Российской Федерации (утв. Постановлением Правительства РФ от 26.11.2007 N 804</w:t>
         </w:r>
       </w:hyperlink>
       <w:r>
@@ -218,6 +175,27 @@
       <w:pPr>
         <w:jc w:val="both"/>
       </w:pPr>
+      <w:hyperlink r:id="rId11">
+        <w:r>
+          <w:rPr>
+            <w:color w:val="0563C1"/>
+            <w:u w:val="single"/>
+          </w:rPr>
+          <w:t xml:space="preserve">- ГОСТ Р 42.7.01-2021 «Гражданская оборона. Захоронение срочное трупов в военное и мирное время. Общие требования» (утв. и введен в действие приказом Росстандарта от 13.09.2021 N 950-ст</w:t>
+        </w:r>
+      </w:hyperlink>
+      <w:r>
+        <w:rPr>
+          <w:b w:val="0"/>
+          <w:i w:val="0"/>
+        </w:rPr>
+        <w:t>);</w:t>
+      </w:r>
+    </w:p>
+    <w:p>
+      <w:pPr>
+        <w:jc w:val="both"/>
+      </w:pPr>
       <w:r>
         <w:rPr>
           <w:b w:val="0"/>
@@ -275,6 +253,9 @@
       </w:r>
     </w:p>
     <w:p>
+      <w:r/>
+    </w:p>
+    <w:p>
       <w:pPr>
         <w:jc w:val="right"/>
       </w:pPr>
@@ -287,6 +268,9 @@
       </w:r>
     </w:p>
     <w:p>
+      <w:r/>
+    </w:p>
+    <w:p>
       <w:pPr>
         <w:jc w:val="center"/>
       </w:pPr>
@@ -299,16 +283,22 @@
       </w:r>
     </w:p>
     <w:p>
+      <w:r/>
+    </w:p>
+    <w:p>
       <w:pPr>
         <w:jc w:val="center"/>
       </w:pPr>
       <w:r>
         <w:rPr>
-          <w:b w:val="0"/>
+          <w:b/>
           <w:i w:val="0"/>
         </w:rPr>
         <w:t xml:space="preserve"> Общие положения</w:t>
       </w:r>
+    </w:p>
+    <w:p>
+      <w:r/>
     </w:p>
     <w:p>
       <w:pPr>
@@ -321,13 +311,13 @@
         </w:rPr>
         <w:t xml:space="preserve">1. Настоящие методические рекомендации по организации мероприятий по срочному захоронению трупов в военное время и условиях ЧС подготовлены на основе </w:t>
       </w:r>
-      <w:hyperlink r:id="rId10">
+      <w:hyperlink r:id="rId11">
         <w:r>
           <w:rPr>
             <w:color w:val="0563C1"/>
             <w:u w:val="single"/>
           </w:rPr>
-          <w:t xml:space="preserve">ГОСТ Р 42.7.01-2021 </w:t>
+          <w:t xml:space="preserve">ГОСТ Р 42.7.01-2021</w:t>
         </w:r>
       </w:hyperlink>
       <w:r>
@@ -335,7 +325,7 @@
           <w:b w:val="0"/>
           <w:i w:val="0"/>
         </w:rPr>
-        <w:t>«Гражданская оборона. Захоронение срочное трупов в военное и мирное время. Общие требования»</w:t>
+        <w:t xml:space="preserve"> «Гражданская оборона. Захоронение срочное трупов в военное и мирное время. Общие требования»</w:t>
       </w:r>
       <w:r>
         <w:rPr>
@@ -473,16 +463,22 @@
       </w:r>
     </w:p>
     <w:p>
+      <w:r/>
+    </w:p>
+    <w:p>
       <w:pPr>
         <w:jc w:val="center"/>
       </w:pPr>
       <w:r>
         <w:rPr>
-          <w:b w:val="0"/>
+          <w:b/>
           <w:i w:val="0"/>
         </w:rPr>
         <w:t>II. Выбор и подготовка мест для проведения массовых погребений</w:t>
       </w:r>
+    </w:p>
+    <w:p>
+      <w:r/>
     </w:p>
     <w:p>
       <w:pPr>
@@ -689,16 +685,22 @@
       </w:r>
     </w:p>
     <w:p>
+      <w:r/>
+    </w:p>
+    <w:p>
       <w:pPr>
         <w:jc w:val="center"/>
       </w:pPr>
       <w:r>
         <w:rPr>
-          <w:b w:val="0"/>
+          <w:b/>
           <w:i w:val="0"/>
         </w:rPr>
         <w:t>III. Организация поиска, извлечения и первичной обработки тел (останков) погибших</w:t>
       </w:r>
+    </w:p>
+    <w:p>
+      <w:r/>
     </w:p>
     <w:p>
       <w:pPr>
@@ -773,16 +775,22 @@
       </w:r>
     </w:p>
     <w:p>
+      <w:r/>
+    </w:p>
+    <w:p>
       <w:pPr>
         <w:jc w:val="center"/>
       </w:pPr>
       <w:r>
         <w:rPr>
-          <w:b w:val="0"/>
+          <w:b/>
           <w:i w:val="0"/>
         </w:rPr>
         <w:t>IV. Проведение опознания тел погибших</w:t>
       </w:r>
+    </w:p>
+    <w:p>
+      <w:r/>
     </w:p>
     <w:p>
       <w:pPr>
@@ -821,16 +829,22 @@
       </w:r>
     </w:p>
     <w:p>
+      <w:r/>
+    </w:p>
+    <w:p>
       <w:pPr>
         <w:jc w:val="center"/>
       </w:pPr>
       <w:r>
         <w:rPr>
-          <w:b w:val="0"/>
+          <w:b/>
           <w:i w:val="0"/>
         </w:rPr>
         <w:t>V. Порядок транспортировки и доставки тел погибших (умерших) к местам погребений и кремации</w:t>
       </w:r>
+    </w:p>
+    <w:p>
+      <w:r/>
     </w:p>
     <w:p>
       <w:pPr>
@@ -893,16 +907,22 @@
       </w:r>
     </w:p>
     <w:p>
+      <w:r/>
+    </w:p>
+    <w:p>
       <w:pPr>
         <w:jc w:val="center"/>
       </w:pPr>
       <w:r>
         <w:rPr>
-          <w:b w:val="0"/>
+          <w:b/>
           <w:i w:val="0"/>
         </w:rPr>
         <w:t>VI. Организация и порядок проведения захоронений трупов</w:t>
       </w:r>
+    </w:p>
+    <w:p>
+      <w:r/>
     </w:p>
     <w:p>
       <w:pPr>
@@ -1169,16 +1189,22 @@
       </w:r>
     </w:p>
     <w:p>
+      <w:r/>
+    </w:p>
+    <w:p>
       <w:pPr>
         <w:jc w:val="center"/>
       </w:pPr>
       <w:r>
         <w:rPr>
-          <w:b w:val="0"/>
+          <w:b/>
           <w:i w:val="0"/>
         </w:rPr>
         <w:t>VII. Порядок проведения массовых захоронений в братских могилах</w:t>
       </w:r>
+    </w:p>
+    <w:p>
+      <w:r/>
     </w:p>
     <w:p>
       <w:pPr>
@@ -1313,16 +1339,22 @@
       </w:r>
     </w:p>
     <w:p>
+      <w:r/>
+    </w:p>
+    <w:p>
       <w:pPr>
         <w:jc w:val="center"/>
       </w:pPr>
       <w:r>
         <w:rPr>
-          <w:b w:val="0"/>
+          <w:b/>
           <w:i w:val="0"/>
         </w:rPr>
         <w:t>VIII. Регистрация и учет массовых погребений</w:t>
       </w:r>
+    </w:p>
+    <w:p>
+      <w:r/>
     </w:p>
     <w:p>
       <w:pPr>
@@ -1517,16 +1549,22 @@
       </w:r>
     </w:p>
     <w:p>
+      <w:r/>
+    </w:p>
+    <w:p>
       <w:pPr>
         <w:jc w:val="center"/>
       </w:pPr>
       <w:r>
         <w:rPr>
-          <w:b w:val="0"/>
+          <w:b/>
           <w:i w:val="0"/>
         </w:rPr>
         <w:t>IX. Медико-санитарное обеспечение работ по захоронению погибших</w:t>
       </w:r>
+    </w:p>
+    <w:p>
+      <w:r/>
     </w:p>
     <w:p>
       <w:pPr>
@@ -1697,16 +1735,22 @@
       </w:r>
     </w:p>
     <w:p>
+      <w:r/>
+    </w:p>
+    <w:p>
       <w:pPr>
         <w:jc w:val="center"/>
       </w:pPr>
       <w:r>
         <w:rPr>
-          <w:b w:val="0"/>
+          <w:b/>
           <w:i w:val="0"/>
         </w:rPr>
         <w:t>X. Гигиенические требования при организации захоронений</w:t>
       </w:r>
+    </w:p>
+    <w:p>
+      <w:r/>
     </w:p>
     <w:p>
       <w:pPr>
@@ -1793,16 +1837,22 @@
       </w:r>
     </w:p>
     <w:p>
+      <w:r/>
+    </w:p>
+    <w:p>
       <w:pPr>
         <w:jc w:val="center"/>
       </w:pPr>
       <w:r>
         <w:rPr>
-          <w:b w:val="0"/>
+          <w:b/>
           <w:i w:val="0"/>
         </w:rPr>
         <w:t>XI. Требования к проведению утилизации трупов животных</w:t>
       </w:r>
+    </w:p>
+    <w:p>
+      <w:r/>
     </w:p>
     <w:p>
       <w:pPr>
@@ -1829,12 +1879,15 @@
       </w:r>
     </w:p>
     <w:p>
+      <w:r/>
+    </w:p>
+    <w:p>
       <w:pPr>
         <w:jc w:val="both"/>
       </w:pPr>
       <w:r>
         <w:rPr>
-          <w:b w:val="0"/>
+          <w:b/>
           <w:i w:val="0"/>
         </w:rPr>
         <w:t xml:space="preserve">Захоронение трупов животных в земляные ямы </w:t>
@@ -2033,12 +2086,15 @@
       </w:r>
     </w:p>
     <w:p>
+      <w:r/>
+    </w:p>
+    <w:p>
       <w:pPr>
         <w:jc w:val="both"/>
       </w:pPr>
       <w:r>
         <w:rPr>
-          <w:b w:val="0"/>
+          <w:b/>
           <w:i w:val="0"/>
         </w:rPr>
         <w:t xml:space="preserve">Порядок проведения сжигания трупов животных </w:t>
@@ -2129,16 +2185,22 @@
       </w:r>
     </w:p>
     <w:p>
+      <w:r/>
+    </w:p>
+    <w:p>
       <w:pPr>
         <w:jc w:val="center"/>
       </w:pPr>
       <w:r>
         <w:rPr>
-          <w:b w:val="0"/>
+          <w:b/>
           <w:i w:val="0"/>
         </w:rPr>
         <w:t>XII. Организация санитарно-эпидемиологического надзора</w:t>
       </w:r>
+    </w:p>
+    <w:p>
+      <w:r/>
     </w:p>
     <w:p>
       <w:pPr>
@@ -2177,6 +2239,9 @@
       </w:r>
     </w:p>
     <w:p>
+      <w:r/>
+    </w:p>
+    <w:p>
       <w:pPr>
         <w:jc w:val="right"/>
       </w:pPr>
@@ -2189,6 +2254,9 @@
       </w:r>
     </w:p>
     <w:p>
+      <w:r/>
+    </w:p>
+    <w:p>
       <w:pPr>
         <w:jc w:val="center"/>
       </w:pPr>
@@ -2201,23 +2269,19 @@
       </w:r>
     </w:p>
     <w:p>
+      <w:r/>
+    </w:p>
+    <w:p>
       <w:pPr>
         <w:jc w:val="both"/>
       </w:pPr>
-      <w:r>
-        <w:rPr>
-          <w:b w:val="0"/>
-          <w:i w:val="0"/>
-        </w:rPr>
-        <w:t xml:space="preserve">Настоящее Положение разработано в соответствии с </w:t>
-      </w:r>
       <w:hyperlink r:id="rId9">
         <w:r>
           <w:rPr>
             <w:color w:val="0563C1"/>
             <w:u w:val="single"/>
           </w:rPr>
-          <w:t xml:space="preserve">Федеральным законом от 12.02.1998 N 28-ФЗ "О гражданской обороне"</w:t>
+          <w:t xml:space="preserve">Настоящее Положение разработано в соответствии с Федеральным законом от 12.02.1998 N 28-ФЗ "О гражданской обороне"</w:t>
         </w:r>
       </w:hyperlink>
       <w:r>
@@ -2225,20 +2289,36 @@
           <w:b w:val="0"/>
           <w:i w:val="0"/>
         </w:rPr>
-        <w:t xml:space="preserve">, Федеральным законом от 12.01.1996 N 8-ФЗ "О погребении и похоронном деле", постановлением Правительства РФ от 26.11.2007 N 804 "Об утверждении Положения о гражданской обороне в Российской Федерации", приказом МЧС России от 14.11.2008 N 687 "Об утверждении Положения об организации и ведении гражданской обороны в муниципальных образованиях и организациях" и определяет порядок создания, комплектования, оснащения необходимой техникой, имуществом и снаряжением спасательной службы по захоронению трупов, а также организацию управления и деятельности при выполнении задач по гражданской обороне. </w:t>
+        <w:t>, Федеральным законом от 12.01.1996 N 8-ФЗ "О погребении и похоронном деле"</w:t>
       </w:r>
-    </w:p>
-    <w:p>
-      <w:pPr>
-        <w:jc w:val="both"/>
-      </w:pPr>
+      <w:hyperlink r:id="rId10">
+        <w:r>
+          <w:rPr>
+            <w:color w:val="0563C1"/>
+            <w:u w:val="single"/>
+          </w:rPr>
+          <w:t xml:space="preserve">, постановлением Правительства РФ от 26.11.2007 N 804 "Об утверждении Положения о гражданской обороне в Российской Федерации"</w:t>
+        </w:r>
+      </w:hyperlink>
+      <w:hyperlink r:id="rId12">
+        <w:r>
+          <w:rPr>
+            <w:color w:val="0563C1"/>
+            <w:u w:val="single"/>
+          </w:rPr>
+          <w:t xml:space="preserve">, приказом МЧС России от 14.11.2008 N 687 "Об утверждении Положения об организации и ведении гражданской обороны в муниципальных образованиях и организациях"</w:t>
+        </w:r>
+      </w:hyperlink>
       <w:r>
         <w:rPr>
           <w:b w:val="0"/>
           <w:i w:val="0"/>
         </w:rPr>
-        <w:t xml:space="preserve"> </w:t>
+        <w:t xml:space="preserve"> и определяет порядок создания, комплектования, оснащения необходимой техникой, имуществом и снаряжением спасательной службы по захоронению трупов, а также организацию управления и деятельности при выполнении задач по гражданской обороне. </w:t>
       </w:r>
+    </w:p>
+    <w:p>
+      <w:r/>
     </w:p>
     <w:p>
       <w:pPr>
@@ -2253,16 +2333,7 @@
       </w:r>
     </w:p>
     <w:p>
-      <w:pPr>
-        <w:jc w:val="both"/>
-      </w:pPr>
-      <w:r>
-        <w:rPr>
-          <w:b w:val="0"/>
-          <w:i w:val="0"/>
-        </w:rPr>
-        <w:t xml:space="preserve"> </w:t>
-      </w:r>
+      <w:r/>
     </w:p>
     <w:p>
       <w:pPr>
@@ -2332,16 +2403,7 @@
       </w:r>
     </w:p>
     <w:p>
-      <w:pPr>
-        <w:jc w:val="both"/>
-      </w:pPr>
-      <w:r>
-        <w:rPr>
-          <w:b w:val="0"/>
-          <w:i w:val="0"/>
-        </w:rPr>
-        <w:t xml:space="preserve"> </w:t>
-      </w:r>
+      <w:r/>
     </w:p>
     <w:p>
       <w:pPr>
@@ -2356,16 +2418,7 @@
       </w:r>
     </w:p>
     <w:p>
-      <w:pPr>
-        <w:jc w:val="both"/>
-      </w:pPr>
-      <w:r>
-        <w:rPr>
-          <w:b w:val="0"/>
-          <w:i w:val="0"/>
-        </w:rPr>
-        <w:t xml:space="preserve"> </w:t>
-      </w:r>
+      <w:r/>
     </w:p>
     <w:p>
       <w:pPr>
@@ -2452,16 +2505,7 @@
       </w:r>
     </w:p>
     <w:p>
-      <w:pPr>
-        <w:jc w:val="both"/>
-      </w:pPr>
-      <w:r>
-        <w:rPr>
-          <w:b w:val="0"/>
-          <w:i w:val="0"/>
-        </w:rPr>
-        <w:t xml:space="preserve"> </w:t>
-      </w:r>
+      <w:r/>
     </w:p>
     <w:p>
       <w:pPr>
@@ -2476,16 +2520,7 @@
       </w:r>
     </w:p>
     <w:p>
-      <w:pPr>
-        <w:jc w:val="both"/>
-      </w:pPr>
-      <w:r>
-        <w:rPr>
-          <w:b w:val="0"/>
-          <w:i w:val="0"/>
-        </w:rPr>
-        <w:t xml:space="preserve"> </w:t>
-      </w:r>
+      <w:r/>
     </w:p>
     <w:p>
       <w:pPr>
@@ -2608,16 +2643,7 @@
       </w:r>
     </w:p>
     <w:p>
-      <w:pPr>
-        <w:jc w:val="both"/>
-      </w:pPr>
-      <w:r>
-        <w:rPr>
-          <w:b w:val="0"/>
-          <w:i w:val="0"/>
-        </w:rPr>
-        <w:t xml:space="preserve"> </w:t>
-      </w:r>
+      <w:r/>
     </w:p>
     <w:p>
       <w:pPr>
@@ -2632,16 +2658,7 @@
       </w:r>
     </w:p>
     <w:p>
-      <w:pPr>
-        <w:jc w:val="both"/>
-      </w:pPr>
-      <w:r>
-        <w:rPr>
-          <w:b w:val="0"/>
-          <w:i w:val="0"/>
-        </w:rPr>
-        <w:t xml:space="preserve"> </w:t>
-      </w:r>
+      <w:r/>
     </w:p>
     <w:p>
       <w:pPr>
@@ -2812,16 +2829,7 @@
       </w:r>
     </w:p>
     <w:p>
-      <w:pPr>
-        <w:jc w:val="both"/>
-      </w:pPr>
-      <w:r>
-        <w:rPr>
-          <w:b w:val="0"/>
-          <w:i w:val="0"/>
-        </w:rPr>
-        <w:t xml:space="preserve"> </w:t>
-      </w:r>
+      <w:r/>
     </w:p>
     <w:p>
       <w:pPr>
@@ -2836,16 +2844,7 @@
       </w:r>
     </w:p>
     <w:p>
-      <w:pPr>
-        <w:jc w:val="both"/>
-      </w:pPr>
-      <w:r>
-        <w:rPr>
-          <w:b w:val="0"/>
-          <w:i w:val="0"/>
-        </w:rPr>
-        <w:t xml:space="preserve"> </w:t>
-      </w:r>
+      <w:r/>
     </w:p>
     <w:p>
       <w:pPr>
@@ -2908,16 +2907,7 @@
       </w:r>
     </w:p>
     <w:p>
-      <w:pPr>
-        <w:jc w:val="both"/>
-      </w:pPr>
-      <w:r>
-        <w:rPr>
-          <w:b w:val="0"/>
-          <w:i w:val="0"/>
-        </w:rPr>
-        <w:t xml:space="preserve"> </w:t>
-      </w:r>
+      <w:r/>
     </w:p>
     <w:p>
       <w:pPr>
@@ -2932,16 +2922,7 @@
       </w:r>
     </w:p>
     <w:p>
-      <w:pPr>
-        <w:jc w:val="both"/>
-      </w:pPr>
-      <w:r>
-        <w:rPr>
-          <w:b w:val="0"/>
-          <w:i w:val="0"/>
-        </w:rPr>
-        <w:t xml:space="preserve"> </w:t>
-      </w:r>
+      <w:r/>
     </w:p>
     <w:p>
       <w:pPr>
@@ -2968,16 +2949,7 @@
       </w:r>
     </w:p>
     <w:p>
-      <w:pPr>
-        <w:jc w:val="both"/>
-      </w:pPr>
-      <w:r>
-        <w:rPr>
-          <w:b w:val="0"/>
-          <w:i w:val="0"/>
-        </w:rPr>
-        <w:t xml:space="preserve"> </w:t>
-      </w:r>
+      <w:r/>
     </w:p>
     <w:p>
       <w:pPr>
@@ -2992,16 +2964,7 @@
       </w:r>
     </w:p>
     <w:p>
-      <w:pPr>
-        <w:jc w:val="both"/>
-      </w:pPr>
-      <w:r>
-        <w:rPr>
-          <w:b w:val="0"/>
-          <w:i w:val="0"/>
-        </w:rPr>
-        <w:t xml:space="preserve"> </w:t>
-      </w:r>
+      <w:r/>
     </w:p>
     <w:p>
       <w:pPr>
@@ -3028,16 +2991,7 @@
       </w:r>
     </w:p>
     <w:p>
-      <w:pPr>
-        <w:jc w:val="both"/>
-      </w:pPr>
-      <w:r>
-        <w:rPr>
-          <w:b w:val="0"/>
-          <w:i w:val="0"/>
-        </w:rPr>
-        <w:t xml:space="preserve"> </w:t>
-      </w:r>
+      <w:r/>
     </w:p>
     <w:p>
       <w:pPr>
@@ -3052,16 +3006,7 @@
       </w:r>
     </w:p>
     <w:p>
-      <w:pPr>
-        <w:jc w:val="both"/>
-      </w:pPr>
-      <w:r>
-        <w:rPr>
-          <w:b w:val="0"/>
-          <w:i w:val="0"/>
-        </w:rPr>
-        <w:t xml:space="preserve"> </w:t>
-      </w:r>
+      <w:r/>
     </w:p>
     <w:p>
       <w:pPr>
@@ -3099,6 +3044,15 @@
         <w:t xml:space="preserve">8.3. Финансирование Службы осуществляется из средств бюджета муниципального образования на выполнение мероприятий по гражданской обороне. </w:t>
       </w:r>
     </w:p>
+    <w:p>
+      <w:r/>
+    </w:p>
+    <w:p>
+      <w:r/>
+    </w:p>
+    <w:p>
+      <w:r/>
+    </w:p>
     <w:p/>
     <w:p>
       <w:r>
@@ -3120,7 +3074,7 @@
     </w:p>
     <w:p>
       <w:r>
-        <w:t>18. Служба по захоронению трупов  в представляет  собой совокупность органов управления, сил и средств, предназначенных для организации и проведения комплекса мероприятий по захоронению трупов в военное время, а также, в случае необходимости, при крупномасштабных чрезвычайных ситуациях мирного времени. Положение о службе содержится в приложении 2.</w:t>
+        <w:t>18. Служба по захоронению трупов в представляет собой совокупность органов управления, сил и средств, предназначенных для организации и проведения комплекса мероприятий по захоронению трупов в военное время, а также, в случае необходимости, при крупномасштабных чрезвычайных ситуациях мирного времени. Положение о службе содержится в приложении 2.</w:t>
       </w:r>
     </w:p>
     <w:p>
